--- a/pr-preview/pr-203/data-handout.docx
+++ b/pr-preview/pr-203/data-handout.docx
@@ -15,7 +15,7 @@
         <w:pStyle w:val="Date"/>
       </w:pPr>
       <w:r>
-        <w:t xml:space="preserve">Last modified: 2026-10-15 02:29:38 (PDT)</w:t>
+        <w:t xml:space="preserve">Last modified: 2026-10-15 08:32:35 (PDT)</w:t>
       </w:r>
     </w:p>
     <w:bookmarkStart w:id="29" w:name="types-of-variables"/>
@@ -114,7 +114,7 @@
           <w:b/>
           <w:bCs/>
         </w:rPr>
-        <w:t xml:space="preserve">Definition 1 (Numerical variable)</w:t>
+        <w:t xml:space="preserve">Definition 1 (Numerical variable (quantitative variable))</w:t>
       </w:r>
       <w:r>
         <w:t xml:space="preserve"> </w:t>
@@ -698,7 +698,7 @@
           <w:b/>
           <w:bCs/>
         </w:rPr>
-        <w:t xml:space="preserve">Definition 6 (Categorical variable)</w:t>
+        <w:t xml:space="preserve">Definition 6 (Categorical variable (qualitative variable))</w:t>
       </w:r>
       <w:r>
         <w:t xml:space="preserve"> </w:t>

--- a/pr-preview/pr-203/data-handout.docx
+++ b/pr-preview/pr-203/data-handout.docx
@@ -15,7 +15,7 @@
         <w:pStyle w:val="Date"/>
       </w:pPr>
       <w:r>
-        <w:t xml:space="preserve">Last modified: 2026-10-15 08:32:35 (PDT)</w:t>
+        <w:t xml:space="preserve">Last modified: 2026-10-15 08:52:19 (PDT)</w:t>
       </w:r>
     </w:p>
     <w:bookmarkStart w:id="29" w:name="types-of-variables"/>

--- a/pr-preview/pr-203/data-handout.docx
+++ b/pr-preview/pr-203/data-handout.docx
@@ -15,7 +15,7 @@
         <w:pStyle w:val="Date"/>
       </w:pPr>
       <w:r>
-        <w:t xml:space="preserve">Last modified: 2026-10-15 08:52:19 (PDT)</w:t>
+        <w:t xml:space="preserve">Last modified: 2026-10-15 09:14:12 (PDT)</w:t>
       </w:r>
     </w:p>
     <w:bookmarkStart w:id="29" w:name="types-of-variables"/>
